--- a/Decoupe/17_Alicia.docx
+++ b/Decoupe/17_Alicia.docx
@@ -224,7 +224,7 @@
           <w:sz w:val="24"/>
           <w:szCs w:val="24"/>
         </w:rPr>
-        <w:t>❧  💬 STATUT NARRATIF  ❧</w:t>
+        <w:t>❧  💬 COMMENT JOUER  ❧</w:t>
       </w:r>
     </w:p>
     <w:p>
@@ -237,7 +237,7 @@
           <w:b/>
           <w:bCs/>
         </w:rPr>
-        <w:t>Suspecte à partir de l’Acte III.</w:t>
+        <w:t/>
       </w:r>
       <w:r>
         <w:t xml:space="preserve"> En Acte I-II, vous êtes un témoin parmi d’autres. En Acte III, les indices convergent vers vous (clef volée). Vous craquez en deux paliers.</w:t>

--- a/Decoupe/17_Alicia.docx
+++ b/Decoupe/17_Alicia.docx
@@ -64,7 +64,7 @@
         <w:jc w:val="both"/>
       </w:pPr>
       <w:r>
-        <w:t>Le contexte. Samedi 6 juin 2026, anniversaire des 30 ans de Lady Chloé. Vous êtes invité au Domaine des Beuhaies. Lady Chloé est rentrée seule à 18h00 et trouve Lady Léa de Pavy morte dans la dépendance — empoisonnée à la digitaline vers 17h25. Le jeu. Lady Chloé enquête seule pendant 1 heure. Sir Amaury est MJ. Vos observations se livrent en conversation, librement. Vos secrets se gardent — il faut un levier pour qu’ils sortent.</w:t>
+        <w:t>Le contexte. Samedi 6 juin 1925, anniversaire des 30 ans de Lady Chloé. Vous êtes invité au Domaine des Beuhaies. Lady Chloé est rentrée seule à 18h00 et trouve Lady Léa de Pavy morte dans la dépendance — empoisonnée à la digitaline vers 17h25. Le jeu. Lady Chloé enquête seule pendant 1 heure. Sir Amaury est MJ. Vos observations se livrent en conversation, librement. Vos secrets se gardent — il faut un levier pour qu’ils sortent.</w:t>
       </w:r>
     </w:p>
     <w:p>
@@ -1142,6 +1142,18 @@
         </w:tc>
       </w:tr>
     </w:tbl>
+    <w:p>
+      <w:pPr>
+        <w:spacing w:after="120"/>
+      </w:pPr>
+      <w:r>
+        <w:rPr>
+          <w:i/>
+          <w:sz w:val="22"/>
+        </w:rPr>
+        <w:t xml:space="preserve">18h05 — Chambre — Bref passage discret (Lady Romanette vous voit monter brièvement, l’air de dissimuler quelque chose).</w:t>
+      </w:r>
+    </w:p>
     <w:p>
       <w:pPr>
         <w:spacing w:after="120"/>

--- a/Decoupe/17_Alicia.docx
+++ b/Decoupe/17_Alicia.docx
@@ -1,6 +1,6 @@
 
 <file path=word/document.xml><?xml version="1.0" encoding="utf-8"?>
-<w:document xmlns:wpc="http://schemas.microsoft.com/office/word/2010/wordprocessingCanvas" xmlns:cx="http://schemas.microsoft.com/office/drawing/2014/chartex" xmlns:mc="http://schemas.openxmlformats.org/markup-compatibility/2006" xmlns:o="urn:schemas-microsoft-com:office:office" xmlns:r="http://schemas.openxmlformats.org/officeDocument/2006/relationships" xmlns:m="http://schemas.openxmlformats.org/officeDocument/2006/math" xmlns:v="urn:schemas-microsoft-com:vml" xmlns:wp14="http://schemas.microsoft.com/office/word/2010/wordprocessingDrawing" xmlns:wp="http://schemas.openxmlformats.org/drawingml/2006/wordprocessingDrawing" xmlns:w10="urn:schemas-microsoft-com:office:word" xmlns:w="http://schemas.openxmlformats.org/wordprocessingml/2006/main" xmlns:w14="http://schemas.microsoft.com/office/word/2010/wordml" xmlns:w15="http://schemas.microsoft.com/office/word/2012/wordml" xmlns:wpg="http://schemas.microsoft.com/office/word/2010/wordprocessingGroup" xmlns:wpi="http://schemas.microsoft.com/office/word/2010/wordprocessingInk" xmlns:wne="http://schemas.microsoft.com/office/word/2006/wordml" xmlns:wps="http://schemas.microsoft.com/office/word/2010/wordprocessingShape" mc:Ignorable="w14 w15 wp14">
+<w:document xmlns:ns1="http://schemas.openxmlformats.org/markup-compatibility/2006" xmlns:w="http://schemas.openxmlformats.org/wordprocessingml/2006/main" ns1:Ignorable="w14 w15 wp14">
   <w:body>
     <w:p>
       <w:pPr>
@@ -142,17 +142,17 @@
         <w:jc w:val="both"/>
       </w:pPr>
       <w:r>
-        <w:t xml:space="preserve">💞 </w:t>
+        <w:t xml:space="preserve">💞 Monsieur Baptiste André — liaison passée il y a un an (lettres « B. » compromettantes).</w:t>
       </w:r>
       <w:r>
         <w:rPr>
           <w:b/>
           <w:bCs/>
         </w:rPr>
-        <w:t>Lord Nicolas de Picolas</w:t>
-      </w:r>
-      <w:r>
-        <w:t xml:space="preserve"> — liaison passée il y a un an (lettres compromettantes).</w:t>
+        <w:t/>
+      </w:r>
+      <w:r>
+        <w:t xml:space="preserve"/>
       </w:r>
     </w:p>
     <w:p>
@@ -292,10 +292,10 @@
           <w:b/>
           <w:bCs/>
         </w:rPr>
-        <w:t>Liaison passée avec Lord Nicolas de Picolas il y a un an</w:t>
-      </w:r>
-      <w:r>
-        <w:t>, avant ses fiançailles secrètes avec Lady Romanette. Vous avez échangé une vingtaine de lettres tendres. Ne pouvant pas les garder chez vous (Gautier fouille, traque les bijoux à vendre), vous les avez confiées à Léa, qui les rangeait dans son atelier — la dépendance — pour vous.</w:t>
+        <w:t xml:space="preserve">Liaison passée avec Monsieur Baptiste André il y a un an, avant qu’il n’aime la cantatrice Lisa Lepra. Vous avez échangé une vingtaine de lettres tendres, signées « B. ». Ne pouvant pas les garder chez vous (Gautier fouille, traque les bijoux à vendre), vous les avez confiées à Léa, qui les rangeait dans son atelier — la dépendance — pour vous.</w:t>
+      </w:r>
+      <w:r>
+        <w:t/>
       </w:r>
     </w:p>
     <w:p>
@@ -351,7 +351,7 @@
         <w:jc w:val="both"/>
       </w:pPr>
       <w:r>
-        <w:t>« J’ai tourné les pages au piano pour Lady Marie de 17h00 à 17h45. » (Marie et Lady Romanette confirment.)</w:t>
+        <w:t xml:space="preserve">« J’ai tourné les pages au piano pour Lady Marie de 17h00 à 17h45. » (Marie et Mademoiselle Maëlys Bouchard confirment.)</w:t>
       </w:r>
     </w:p>
     <w:p>
@@ -429,10 +429,10 @@
           <w:b/>
           <w:bCs/>
         </w:rPr>
-        <w:t>Palier 2 — La vérité</w:t>
-      </w:r>
-      <w:r>
-        <w:t xml:space="preserve"> (si Chloé insiste, ou rappelle votre liaison avec Nicolas) : « La vérité… Léa gardait pour moi des lettres avec Nicolas. Il y a un an. Je ne pouvais pas les avoir chez moi — Gautier les aurait trouvées et m’aurait ruinée. Quand Léa est morte, j’ai paniqué. Je voulais entrer dans la dépendance avant vous, récupérer mes lettres. J’ai pris la clef. C’est tout. Je n’ai pas tué Léa. »</w:t>
+        <w:t xml:space="preserve">Palier 2 — La vérité (si Chloé insiste, ou rappelle votre liaison avec Baptiste) : « La vérité… Léa gardait pour moi des lettres avec Baptiste. Il y a un an. Je ne pouvais pas les avoir chez moi — Gautier les aurait trouvées et m’aurait ruinée. Quand Léa est morte, j’ai paniqué. Je voulais entrer dans la dépendance avant vous, récupérer mes lettres. J’ai pris la clef. C’est tout. Je n’ai pas tué Léa. »</w:t>
+      </w:r>
+      <w:r>
+        <w:t xml:space="preserve"/>
       </w:r>
     </w:p>
     <w:p>
@@ -923,7 +923,7 @@
                 <w:sz w:val="22"/>
                 <w:szCs w:val="22"/>
               </w:rPr>
-              <w:t>Vous tournez les pages pour Lady Marie. Témoins : Marie, Lady Romanette, Lady Boulet de Myrtilles.</w:t>
+              <w:t xml:space="preserve">Vous tournez les pages pour Lady Marie. Témoins : Marie, Mademoiselle Maëlys Bouchard, Lady Boulet de Myrtilles.</w:t>
             </w:r>
           </w:p>
         </w:tc>
@@ -1151,7 +1151,7 @@
           <w:i/>
           <w:sz w:val="22"/>
         </w:rPr>
-        <w:t xml:space="preserve">18h05 — Chambre — Vous montez vérifier que rien d’autre ne vous compromet (un mouchoir brodé, une autre lettre) et reprendre contenance loin des regards. Vous ne touchez PAS à la clef (elle est dans la doublure de votre manteau, au bar). Lady Romanette vous voit monter, l’air de dissimuler quelque chose.</w:t>
+        <w:t xml:space="preserve">18h05 — Chambre — Vous montez vérifier que rien d’autre ne vous compromet (un mouchoir brodé, une autre lettre) et reprendre contenance loin des regards. Vous ne touchez PAS à la clef (elle est dans la doublure de votre manteau, au bar). Mademoiselle Maëlys Bouchard vous voit monter, l’air de dissimuler quelque chose.</w:t>
       </w:r>
     </w:p>
     <w:p>

--- a/Decoupe/17_Alicia.docx
+++ b/Decoupe/17_Alicia.docx
@@ -256,6 +256,126 @@
           <w:szCs w:val="24"/>
         </w:rPr>
         <w:t>❧  VOTRE IDENTITÉ  ❧</w:t>
+      </w:r>
+    </w:p>
+    <w:p>
+      <w:pPr>
+        <w:spacing w:before="240" w:after="100"/>
+      </w:pPr>
+      <w:r>
+        <w:rPr>
+          <w:b/>
+          <w:bCs/>
+          <w:color w:val="5D4037"/>
+          <w:sz w:val="24"/>
+          <w:szCs w:val="24"/>
+        </w:rPr>
+        <w:t xml:space="preserve">❧  DEUX QUESTIONS RÉCURRENTES (Chloé peut les poser à tout convive)  ❧</w:t>
+      </w:r>
+    </w:p>
+    <w:p>
+      <w:pPr>
+        <w:spacing w:before="240" w:after="100"/>
+      </w:pPr>
+      <w:r>
+        <w:rPr>
+          <w:b/>
+          <w:bCs/>
+          <w:color w:val="5D4037"/>
+          <w:sz w:val="24"/>
+          <w:szCs w:val="24"/>
+        </w:rPr>
+        <w:t xml:space="preserve">Sur Léa : « Une connaissance, rien de plus. Je la voyais aux salons sans particulièrement la rechercher. »</w:t>
+      </w:r>
+    </w:p>
+    <w:p>
+      <w:pPr>
+        <w:spacing w:before="240" w:after="100"/>
+      </w:pPr>
+      <w:r>
+        <w:rPr>
+          <w:b/>
+          <w:bCs/>
+          <w:color w:val="5D4037"/>
+          <w:sz w:val="24"/>
+          <w:szCs w:val="24"/>
+        </w:rPr>
+        <w:t xml:space="preserve">Sur quelque chose d’étrange peu avant sa mort : « Rien que j’aurais pu noter — je tournais les pages au piano, j’étais concentrée sur la partition. »</w:t>
+      </w:r>
+    </w:p>
+    <w:p>
+      <w:pPr>
+        <w:spacing w:before="240" w:after="100"/>
+      </w:pPr>
+      <w:r>
+        <w:rPr>
+          <w:b/>
+          <w:bCs/>
+          <w:color w:val="5D4037"/>
+          <w:sz w:val="24"/>
+          <w:szCs w:val="24"/>
+        </w:rPr>
+        <w:t xml:space="preserve">❧  VOTRE RESSENTI SUR LA JOURNÉE  ❧</w:t>
+      </w:r>
+    </w:p>
+    <w:p>
+      <w:pPr>
+        <w:spacing w:before="240" w:after="100"/>
+      </w:pPr>
+      <w:r>
+        <w:rPr>
+          <w:b/>
+          <w:bCs/>
+          <w:color w:val="5D4037"/>
+          <w:sz w:val="24"/>
+          <w:szCs w:val="24"/>
+        </w:rPr>
+        <w:t xml:space="preserve">« Sonnée. Léa avait gardé pour elle des choses qui m’appartiennent — c’est cela qui me pèse, plus que sa mort. »</w:t>
+      </w:r>
+    </w:p>
+    <w:p>
+      <w:pPr>
+        <w:spacing w:before="240" w:after="100"/>
+      </w:pPr>
+      <w:r>
+        <w:rPr>
+          <w:b/>
+          <w:bCs/>
+          <w:color w:val="5D4037"/>
+          <w:sz w:val="24"/>
+          <w:szCs w:val="24"/>
+        </w:rPr>
+        <w:t xml:space="preserve">❧  SI VOUS NE SAVEZ PAS QUOI RÉPONDRE  ❧</w:t>
+      </w:r>
+    </w:p>
+    <w:p>
+      <w:pPr>
+        <w:spacing w:before="240" w:after="100"/>
+      </w:pPr>
+      <w:r>
+        <w:rPr>
+          <w:b/>
+          <w:bCs/>
+          <w:color w:val="5D4037"/>
+          <w:sz w:val="24"/>
+          <w:szCs w:val="24"/>
+        </w:rPr>
+        <w:t xml:space="preserve">Esquive type : « Je n’ai pas été attentive — la musique demande tout, vous savez. »</w:t>
+      </w:r>
+    </w:p>
+    <w:p>
+      <w:pPr>
+        <w:spacing w:before="240" w:after="100"/>
+      </w:pPr>
+      <w:r>
+        <w:rPr>
+          <w:b/>
+          <w:bCs/>
+          <w:color w:val="5D4037"/>
+          <w:sz w:val="24"/>
+          <w:szCs w:val="24"/>
+        </w:rPr>
+        <w:t xml:space="preserve">Sur les lettres « B. » dans l’atelier : NIEZ jusqu’à ce que Chloé brandisse le paquet.</w:t>
       </w:r>
     </w:p>
     <w:p>

--- a/Decoupe/17_Alicia.docx
+++ b/Decoupe/17_Alicia.docx
@@ -119,6 +119,21 @@
           <w:color w:val="6D4C41"/>
         </w:rPr>
         <w:t>« Lady Alicia de Lemoine, épouse de Gautier. Léa était une de mes plus proches amies. »</w:t>
+      </w:r>
+    </w:p>
+    <w:p>
+      <w:pPr>
+        <w:spacing w:before="120" w:after="120" w:line="300" w:lineRule="auto"/>
+        <w:ind w:left="360" w:right="360"/>
+        <w:jc w:val="both"/>
+      </w:pPr>
+      <w:r>
+        <w:rPr>
+          <w:i/>
+          <w:iCs/>
+          <w:color w:val="6D4C41"/>
+        </w:rPr>
+        <w:t xml:space="preserve">👗 Votre allure. Robe garçonne en jersey vert d’eau, cheveux à la garçonne, long sautoir de jais qui descend bas, cigarette tenue d’une main nerveuse — l’élégance moderne, un peu froide.</w:t>
       </w:r>
     </w:p>
     <w:p>

--- a/Decoupe/17_Alicia.docx
+++ b/Decoupe/17_Alicia.docx
@@ -119,21 +119,6 @@
           <w:color w:val="6D4C41"/>
         </w:rPr>
         <w:t>« Lady Alicia de Lemoine, épouse de Gautier. Léa était une de mes plus proches amies. »</w:t>
-      </w:r>
-    </w:p>
-    <w:p>
-      <w:pPr>
-        <w:spacing w:before="120" w:after="120" w:line="300" w:lineRule="auto"/>
-        <w:ind w:left="360" w:right="360"/>
-        <w:jc w:val="both"/>
-      </w:pPr>
-      <w:r>
-        <w:rPr>
-          <w:i/>
-          <w:iCs/>
-          <w:color w:val="6D4C41"/>
-        </w:rPr>
-        <w:t xml:space="preserve">👗 Votre allure. Robe garçonne en jersey vert d’eau, cheveux à la garçonne, long sautoir de jais qui descend bas, cigarette tenue d’une main nerveuse — l’élégance moderne, un peu froide.</w:t>
       </w:r>
     </w:p>
     <w:p>

--- a/Decoupe/17_Alicia.docx
+++ b/Decoupe/17_Alicia.docx
@@ -448,6 +448,246 @@
       </w:r>
       <w:r>
         <w:t xml:space="preserve"> Quand Lady Victoria a hurlé, vous avez immédiatement pensé à vos lettres dans l’atelier. Si la police les y trouvait, vous étiez ruinée. Vous êtes filée au bar, avez ouvert le tiroir du buffet, pris la clef de la dépendance, glissée dans la doublure de votre manteau posé sur un tabouret. Lady Victoria vous a aperçue entrer.</w:t>
+      </w:r>
+    </w:p>
+    <w:p>
+      <w:pPr>
+        <w:spacing w:before="60" w:after="60" w:line="300" w:lineRule="auto"/>
+        <w:jc w:val="both"/>
+      </w:pPr>
+      <w:r>
+        <w:rPr>
+          <w:b/>
+          <w:bCs/>
+        </w:rPr>
+        <w:t xml:space="preserve">❧  POUR ENRICHIR VOS RÉPONSES — petit monde, opinions, voix intérieure  ❧</w:t>
+      </w:r>
+      <w:r>
+        <w:t xml:space="preserve"/>
+      </w:r>
+    </w:p>
+    <w:p>
+      <w:pPr>
+        <w:spacing w:before="60" w:after="60" w:line="300" w:lineRule="auto"/>
+        <w:jc w:val="both"/>
+      </w:pPr>
+      <w:r>
+        <w:rPr>
+          <w:b/>
+          <w:bCs/>
+        </w:rPr>
+        <w:t xml:space="preserve">(Guidelines pour les questions banales — ce sont des points de départ, adaptez à votre style.)</w:t>
+      </w:r>
+      <w:r>
+        <w:t xml:space="preserve"/>
+      </w:r>
+    </w:p>
+    <w:p>
+      <w:pPr>
+        <w:spacing w:before="60" w:after="60" w:line="300" w:lineRule="auto"/>
+        <w:jc w:val="both"/>
+      </w:pPr>
+      <w:r>
+        <w:rPr>
+          <w:b/>
+          <w:bCs/>
+        </w:rPr>
+        <w:t xml:space="preserve">Votre vie quotidienne : Pas de profession — épouse de Gautier. Mécène discrète, lectrice, tournante de pages au piano. Hôtel rue de Provence, étés à Deauville.</w:t>
+      </w:r>
+      <w:r>
+        <w:t xml:space="preserve"/>
+      </w:r>
+    </w:p>
+    <w:p>
+      <w:pPr>
+        <w:spacing w:before="60" w:after="60" w:line="300" w:lineRule="auto"/>
+        <w:jc w:val="both"/>
+      </w:pPr>
+      <w:r>
+        <w:rPr>
+          <w:b/>
+          <w:bCs/>
+        </w:rPr>
+        <w:t xml:space="preserve">Vos goûts (à servir si la conversation est culture/loisirs) : Mousseline et perles fines, peinture (vous collectionnez), Debussy.</w:t>
+      </w:r>
+      <w:r>
+        <w:t xml:space="preserve"/>
+      </w:r>
+    </w:p>
+    <w:p>
+      <w:pPr>
+        <w:spacing w:before="60" w:after="60" w:line="300" w:lineRule="auto"/>
+        <w:jc w:val="both"/>
+      </w:pPr>
+      <w:r>
+        <w:rPr>
+          <w:b/>
+          <w:bCs/>
+        </w:rPr>
+        <w:t xml:space="preserve">❧  OPINIONS COURTES sur d'autres convives (à servir si on en parle)  ❧</w:t>
+      </w:r>
+      <w:r>
+        <w:t xml:space="preserve"/>
+      </w:r>
+    </w:p>
+    <w:p>
+      <w:pPr>
+        <w:spacing w:before="60" w:after="60" w:line="300" w:lineRule="auto"/>
+        <w:jc w:val="both"/>
+      </w:pPr>
+      <w:r>
+        <w:rPr>
+          <w:b/>
+          <w:bCs/>
+        </w:rPr>
+        <w:t xml:space="preserve">• Sur Lord Gautier (votre époux) : « Gautier. Nous nous tenons droit l'un à côté de l'autre — c'est déjà beaucoup. »</w:t>
+      </w:r>
+      <w:r>
+        <w:t xml:space="preserve"/>
+      </w:r>
+    </w:p>
+    <w:p>
+      <w:pPr>
+        <w:spacing w:before="60" w:after="60" w:line="300" w:lineRule="auto"/>
+        <w:jc w:val="both"/>
+      </w:pPr>
+      <w:r>
+        <w:rPr>
+          <w:b/>
+          <w:bCs/>
+        </w:rPr>
+        <w:t xml:space="preserve">• Sur Lady Marie : « Une amie au piano — nous nous comprenons sans parler. »</w:t>
+      </w:r>
+      <w:r>
+        <w:t xml:space="preserve"/>
+      </w:r>
+    </w:p>
+    <w:p>
+      <w:pPr>
+        <w:spacing w:before="60" w:after="60" w:line="300" w:lineRule="auto"/>
+        <w:jc w:val="both"/>
+      </w:pPr>
+      <w:r>
+        <w:rPr>
+          <w:b/>
+          <w:bCs/>
+        </w:rPr>
+        <w:t xml:space="preserve">• Sur Lady Léa : « Une connaissance. Et — quelque chose de plus, que je préfère ne pas évoquer. »</w:t>
+      </w:r>
+      <w:r>
+        <w:t xml:space="preserve"/>
+      </w:r>
+    </w:p>
+    <w:p>
+      <w:pPr>
+        <w:spacing w:before="60" w:after="60" w:line="300" w:lineRule="auto"/>
+        <w:jc w:val="both"/>
+      </w:pPr>
+      <w:r>
+        <w:rPr>
+          <w:b/>
+          <w:bCs/>
+        </w:rPr>
+        <w:t xml:space="preserve">• Sur Monsieur Baptiste André : « Un caricaturiste de talent. Je le connais peu. » (mensonge — vous le connaissez très bien.)</w:t>
+      </w:r>
+      <w:r>
+        <w:t xml:space="preserve"/>
+      </w:r>
+    </w:p>
+    <w:p>
+      <w:pPr>
+        <w:spacing w:before="60" w:after="60" w:line="300" w:lineRule="auto"/>
+        <w:jc w:val="both"/>
+      </w:pPr>
+      <w:r>
+        <w:rPr>
+          <w:b/>
+          <w:bCs/>
+        </w:rPr>
+        <w:t xml:space="preserve">❧  PHRASES TOUTES-PRÊTES (pour ne jamais être à court)  ❧</w:t>
+      </w:r>
+      <w:r>
+        <w:t xml:space="preserve"/>
+      </w:r>
+    </w:p>
+    <w:p>
+      <w:pPr>
+        <w:spacing w:before="60" w:after="60" w:line="300" w:lineRule="auto"/>
+        <w:jc w:val="both"/>
+      </w:pPr>
+      <w:r>
+        <w:rPr>
+          <w:b/>
+          <w:bCs/>
+        </w:rPr>
+        <w:t xml:space="preserve">— « Marie joue ? Je vais aller tourner les pages, elle aime que je sois là. »</w:t>
+      </w:r>
+      <w:r>
+        <w:t xml:space="preserve"/>
+      </w:r>
+    </w:p>
+    <w:p>
+      <w:pPr>
+        <w:spacing w:before="60" w:after="60" w:line="300" w:lineRule="auto"/>
+        <w:jc w:val="both"/>
+      </w:pPr>
+      <w:r>
+        <w:rPr>
+          <w:b/>
+          <w:bCs/>
+        </w:rPr>
+        <w:t xml:space="preserve">— « Un peu de thé, je vous prie — vous nous obligerez. »</w:t>
+      </w:r>
+      <w:r>
+        <w:t xml:space="preserve"/>
+      </w:r>
+    </w:p>
+    <w:p>
+      <w:pPr>
+        <w:spacing w:before="60" w:after="60" w:line="300" w:lineRule="auto"/>
+        <w:jc w:val="both"/>
+      </w:pPr>
+      <w:r>
+        <w:rPr>
+          <w:b/>
+          <w:bCs/>
+        </w:rPr>
+        <w:t xml:space="preserve">❧  VOTRE VOIX INTÉRIEURE (à ne PAS dire — mais à laisser influencer votre ton)  ❧</w:t>
+      </w:r>
+      <w:r>
+        <w:t xml:space="preserve"/>
+      </w:r>
+    </w:p>
+    <w:p>
+      <w:pPr>
+        <w:spacing w:before="60" w:after="60" w:line="300" w:lineRule="auto"/>
+        <w:jc w:val="both"/>
+      </w:pPr>
+      <w:r>
+        <w:rPr>
+          <w:b/>
+          <w:bCs/>
+        </w:rPr>
+        <w:t xml:space="preserve">• Le paquet rose dans l'atelier : « Brûlez-le, Léa, brûlez-le — pourquoi l'avez-vous gardé ? »</w:t>
+      </w:r>
+      <w:r>
+        <w:t xml:space="preserve"/>
+      </w:r>
+    </w:p>
+    <w:p>
+      <w:pPr>
+        <w:spacing w:before="60" w:after="60" w:line="300" w:lineRule="auto"/>
+        <w:jc w:val="both"/>
+      </w:pPr>
+      <w:r>
+        <w:rPr>
+          <w:b/>
+          <w:bCs/>
+        </w:rPr>
+        <w:t xml:space="preserve">• Une jalousie ancienne : « Baptiste m'a écrit ces lettres. Personne ne doit les lire. »</w:t>
+      </w:r>
+      <w:r>
+        <w:t xml:space="preserve"/>
       </w:r>
     </w:p>
     <w:p>
